--- a/example_articles/states/South Dakota/2.states_South Dakota_Other_publisher.docx
+++ b/example_articles/states/South Dakota/2.states_South Dakota_Other_publisher.docx
@@ -27,17 +27,17 @@
     </w:p>
     <w:p>
       <w:r>
-        <w:t>Source File: Other publishers/Files (500) (12).DOCX</w:t>
+        <w:t>Source file: Other publishers/Files (500) (12).DOCX</w:t>
       </w:r>
     </w:p>
     <w:p>
       <w:r>
-        <w:t>Raw locations result: ['South Dakota']</w:t>
+        <w:t>Raw locations result, 'locations': ['South Dakota']</w:t>
       </w:r>
     </w:p>
     <w:p>
       <w:r>
-        <w:t>states_stand_flat (Standardized): South Dakota</w:t>
+        <w:t>Standardized locations result, 'states_stand_flat': South Dakota</w:t>
       </w:r>
     </w:p>
     <w:p>

--- a/example_articles/states/South Dakota/2.states_South Dakota_Other_publisher.docx
+++ b/example_articles/states/South Dakota/2.states_South Dakota_Other_publisher.docx
@@ -7,7 +7,7 @@
         <w:pStyle w:val="Heading1"/>
       </w:pPr>
       <w:r>
-        <w:t>Five states Trump must win to be president; He's defied the odds before; here's how he could do it again</w:t>
+        <w:t>ACLU says student-loan ban unconstitutional; Those with drug convictions not eligible for aid</w:t>
       </w:r>
     </w:p>
     <w:p>
@@ -17,17 +17,17 @@
     </w:p>
     <w:p>
       <w:r>
-        <w:t>Date: 2016-05-05</w:t>
+        <w:t>Date: 2006-03-23</w:t>
       </w:r>
     </w:p>
     <w:p>
       <w:r>
-        <w:t>Section: NEWS; Pg. 1A</w:t>
+        <w:t>Section: LOCAL; Pg. B3</w:t>
       </w:r>
     </w:p>
     <w:p>
       <w:r>
-        <w:t>Source file: Other publishers/Files (500) (12).DOCX</w:t>
+        <w:t>Source file: Other publishers/Files (500) (11).DOCX</w:t>
       </w:r>
     </w:p>
     <w:p>
@@ -49,75 +49,17 @@
     </w:p>
     <w:p>
       <w:r>
-        <w:t>The Republican nomination is his. Now there's a new question: Can Donald Trump win the White House?</w:t>
+        <w:t>DAYTON - The American Civil Liberties Union on Wednesday challenged the constitutionality of a six-year-old federal law that blocks students convicted of a drug offense from obtaining federal student loans.</w:t>
         <w:br/>
-        <w:t>After a decisive victory in the Indiana primary Tuesday, the billionaire businessman who was initially ridiculed as a reality TV candidate was declared the presumptive nominee by Republican National Committee Chairman Reince Priebus. Trump's final two rivals, Texas Sen. Ted Cruz and Ohio Gov. John Kasich, called it quits, sealing the most remarkable political rise in modern American history.</w:t>
+        <w:t>"Closing the campus gates denies these students a crucial chance to get themselves back on track by staying in school," said ACLU attorney Adam Wolf, who called the law "an unfair and irrational barrier to education (that) singles out working-class Americans." The lawsuit was filed in federal court in South Dakota.</w:t>
         <w:br/>
-        <w:t>Some of Trump's primary rivals and other senior Republicans argue that Trump's lack of governmental experience and his unprecedented negative ratings -- including among such crucial electoral groups as women, Latinos and young people -- will doom his prospects in November. But as Trump likes to remind people, the conventional wisdom has been wrong about him from the start.</w:t>
+        <w:t>One Dayton-area college financial aid administrator wonders why no one challenged the law sooner. Emphasizing she was speaking for herself and not on behalf of the college, Kathy L. Wiesenauer, director of Sinclair Community College's financial aid office, said the Higher Education Act "unfairly singles out a class of individuals who have already paid their debt to society through fines, imprisonment or service to the community."</w:t>
         <w:br/>
-        <w:t>"It's been some unbelievable day and evening and year," Trump declared in a victory speech Tuesday night in the lobby of Trump Tower in New York, where he announced his candidacy almost a year ago. "We're going to win big league, believe me."</w:t>
+        <w:t>Wiesenauer said the law allows financial aid to rapists, murderers or sexual predators - but not to drug offenders. And it discriminates against the poor, she said.</w:t>
         <w:br/>
-        <w:t>He faces what could charitably be described as an uphill battle. A national CNN/ORC poll, taken April 28-May 1, showed Hillary Clinton with a daunting lead over Trump of 54%-41%. To win the White House, he needs to hold all of the states Mitt Romney won in 2012, with a total of 206 electoral votes, then add at least 64 to get to the 270 mark to claim the presidency.</w:t>
+        <w:t>"Wealthy folks who are not in need of financial assistance to attend college are in no way penalized for their past indiscretions," Wiesenauer said. "They can simply pay their tuition and be about their business."</w:t>
         <w:br/>
-        <w:t>A look at five states that could hold the key to how a Trump victory is possible and how difficult it will be.</w:t>
-        <w:br/>
-        <w:t>Here's one scenario that would give Trump 273 electoral votes -- and the White House:</w:t>
-        <w:br/>
-        <w:t>1Hold Arizona 11 electoral votes</w:t>
-        <w:br/>
-        <w:t>In the past 16 presidential elections, Arizona has voted Democratic just once, in 1996. But Trump's characterization of Mexican immigrants as rapists and murderers and his vow to build a wall along the southern border have energized Latino voters here. In the latest RealClearPolitics average of recent statewide polls, Clinton leads the state by 3.5 percentage points. She and Trump showed strength in Arizona in its primaries last month, each winning by double digits.</w:t>
-        <w:br/>
-        <w:t>2Hold North Carolina 15 electoral votes</w:t>
-        <w:br/>
-        <w:t>Democrats say North Carolina has been moving in the party's direction, but after Barack Obama carried the state in 2008, he lost it in 2012. Clinton leads Trump by 2 points in statewide polls, and both husband Bill and daughter Chelsea have visited the state in recent weeks. Boosted by her solid support among African Americans, Clinton won the primary over Vermont Sen. Bernie Sanders by 14 points in March; Trump edged Texas Sen. Ted Cruz by 3 points.</w:t>
-        <w:br/>
-        <w:t>3Flip Florida 29 electoral votes</w:t>
-        <w:br/>
-        <w:t>Florida defines a swing state: In the past six elections, Democrats have carried it three times, Republicans carried it three times. In statewide polls, Clinton leads but by just 2.2 points. She's returned to the state for campaign-related events since the Democratic primary in March, which she won by more than 30 points. Trump has roots in Florida, including his lavish Mar-a-Lago estate in Palm Beach. He crushed Florida Sen. Marco Rubio in the primary by close to 20 points after pushing former governor Jeb Bush out of the race entirely. Would "Little Marco," as Trump called Rubio, pitch in to help in the fall?</w:t>
-        <w:br/>
-        <w:t>4Flip Ohio 18 electoral votes</w:t>
-        <w:br/>
-        <w:t>No Republican has won the White House without carrying Ohio, and since 1960, the Buckeye State has had a perfect record of going with the national winner. Clinton holds a lead in statewide polls, but it's narrow: 3.5 points. In March, she easily won the state's Democratic primary. Trump lost the Republican primary to the home-state governor, John Kasich. Ohio's struggling manufacturing base and its hard-pressed blue-collar voters could provide a receptive audience for Trump's message in the general election. Kasich would be in a position to boost the GOP nominee if he chose to do so. And where was Clinton campaigning Tuesday? Ohio.</w:t>
-        <w:br/>
-        <w:t>5Flip Pennsylvania 20 electoral votes</w:t>
-        <w:br/>
-        <w:t>Pennsylvania hasn't voted Republican in the presidential race since 1988, but the state includes many of the white working-class voters who are Trump's most fervent supporters. In last week's primary, Trump won two-thirds of Republican voters who didn't have a college degree, defeating Cruz overall by more than 2-1. Clinton won the Democratic primary by 12 points. In statewide polls, Clinton leads by 7.4 points. As in Florida and Ohio, Pennsylvania has a competitive Senate race that could play a role.</w:t>
-        <w:br/>
-        <w:t>---</w:t>
-        <w:br/>
-        <w:t>Hold</w:t>
-        <w:br/>
-        <w:t>Arizona</w:t>
-        <w:br/>
-        <w:t>11 electoral votes</w:t>
-        <w:br/>
-        <w:t>Hold North Carolina</w:t>
-        <w:br/>
-        <w:t>15 electoral votes</w:t>
-        <w:br/>
-        <w:t>Flip</w:t>
-        <w:br/>
-        <w:t>Florida</w:t>
-        <w:br/>
-        <w:t>29 electoral votes</w:t>
-        <w:br/>
-        <w:t>Flip Ohio</w:t>
-        <w:br/>
-        <w:t>18 electoral votes</w:t>
-        <w:br/>
-        <w:t>Flip</w:t>
-        <w:br/>
-        <w:t>Pennsylvania</w:t>
-        <w:br/>
-        <w:t xml:space="preserve">20 electoral votes </w:t>
-        <w:br/>
-        <w:br/>
-        <w:t>Graphic</w:t>
-        <w:br/>
-        <w:br/>
-        <w:t xml:space="preserve"> </w:t>
-        <w:br/>
-        <w:t>photo AFP/Getty Images</w:t>
+        <w:t>"Only a fraction of a percent" of the 17,000-plus aid applications Sinclair receives each year are flagged as having past drug offenses, she said. Nationwide, about 14 million Americans apply for financial aid annually, and the ACLU estimates the law has blocked aid to hundreds of thousands of would-be students.</w:t>
       </w:r>
     </w:p>
     <w:sectPr>

--- a/example_articles/states/South Dakota/2.states_South Dakota_Other_publisher.docx
+++ b/example_articles/states/South Dakota/2.states_South Dakota_Other_publisher.docx
@@ -7,7 +7,7 @@
         <w:pStyle w:val="Heading1"/>
       </w:pPr>
       <w:r>
-        <w:t>ACLU says student-loan ban unconstitutional; Those with drug convictions not eligible for aid</w:t>
+        <w:t>Anchor away</w:t>
       </w:r>
     </w:p>
     <w:p>
@@ -17,17 +17,17 @@
     </w:p>
     <w:p>
       <w:r>
-        <w:t>Date: 2006-03-23</w:t>
+        <w:t>Date: 2014-09-12</w:t>
       </w:r>
     </w:p>
     <w:p>
       <w:r>
-        <w:t>Section: LOCAL; Pg. B3</w:t>
+        <w:t>Section: OUTDOORS WEEKEND; Pg. 1OW</w:t>
       </w:r>
     </w:p>
     <w:p>
       <w:r>
-        <w:t>Source file: Other publishers/Files (500) (11).DOCX</w:t>
+        <w:t>Source file: Other publishers/Files (500) (23).DOCX</w:t>
       </w:r>
     </w:p>
     <w:p>
@@ -49,17 +49,115 @@
     </w:p>
     <w:p>
       <w:r>
-        <w:t>DAYTON - The American Civil Liberties Union on Wednesday challenged the constitutionality of a six-year-old federal law that blocks students convicted of a drug offense from obtaining federal student loans.</w:t>
+        <w:t>IN CENTRAL MONTANA - Tom Brokaw opened the back door of his pickup and invited Red, his yellow Labrador retriever, to jump in. This was on a recent day on Brokaw's ranch, which lies nestled among undulating bunchgrass about a mile above sea level, with a crystalline river coursing through it and the Absaroka Mountains rising in the distance.</w:t>
         <w:br/>
-        <w:t>"Closing the campus gates denies these students a crucial chance to get themselves back on track by staying in school," said ACLU attorney Adam Wolf, who called the law "an unfair and irrational barrier to education (that) singles out working-class Americans." The lawsuit was filed in federal court in South Dakota.</w:t>
+        <w:t>Happy to ride along, Red rocketed into the truck and soon crowded the nape of Brokaw's neck as the retired NBC News anchor piloted the flatbed rig over a washboard-like gravel road, dust cascading behind in long plumes.</w:t>
         <w:br/>
-        <w:t>One Dayton-area college financial aid administrator wonders why no one challenged the law sooner. Emphasizing she was speaking for herself and not on behalf of the college, Kathy L. Wiesenauer, director of Sinclair Community College's financial aid office, said the Higher Education Act "unfairly singles out a class of individuals who have already paid their debt to society through fines, imprisonment or service to the community."</w:t>
+        <w:t>Earlier in the day, Brokaw, 74, had returned from New York City, where he is being treated for the cancer that was diagnosed about a year ago. Now, tired but buoyant, he was eager to see whether he and Red could put up a covey or two of the sharp-tailed grouse and Hungarian partridge that inhabit his 5,000-acre ranch.</w:t>
         <w:br/>
-        <w:t>Wiesenauer said the law allows financial aid to rapists, murderers or sexual predators - but not to drug offenders. And it discriminates against the poor, she said.</w:t>
+        <w:t>Opening day of bird hunting was still weeks away. But Brokaw wanted confirmation that the spring and early summer nesting seasons had been productive.</w:t>
         <w:br/>
-        <w:t>"Wealthy folks who are not in need of financial assistance to attend college are in no way penalized for their past indiscretions," Wiesenauer said. "They can simply pay their tuition and be about their business."</w:t>
+        <w:t>"We should have good hunting this fall,'' he said. "There should be birds around.''</w:t>
         <w:br/>
-        <w:t>"Only a fraction of a percent" of the 17,000-plus aid applications Sinclair receives each year are flagged as having past drug offenses, she said. Nationwide, about 14 million Americans apply for financial aid annually, and the ACLU estimates the law has blocked aid to hundreds of thousands of would-be students.</w:t>
+        <w:t>Though a son of the plains - he was born and raised in South Dakota - Brokaw might seem an unlikely candidate for the ranch and outdoor life he has long led, albeit largely out of the public's eye.</w:t>
+        <w:br/>
+        <w:t>As anchor and managing editor of the Nightly News from 1982 to 2004, and for five years before that, host of the Today Show, Brokaw has lived in New York City with his wife, Meredith, more than 35 years.</w:t>
+        <w:br/>
+        <w:t>For much of that time, he not only didn't hunt, he didn't own a firearm, even though, as a young boy with a BB gun, he passed long hours plinking grasshoppers off fence posts. And he was a crack shot with a lever-action Marlin .22 his dad gave him when he was 12 and bedridden with pleurisy.</w:t>
+        <w:br/>
+        <w:t>"I slept with that gun day and night until I recovered,'' he said.</w:t>
+        <w:br/>
+        <w:t>But in 1968, when Bobby Kennedy and Martin Luther King were assassinated, Brokaw got rid of his guns.</w:t>
+        <w:br/>
+        <w:t>"There was so much violence in the country, I just didn't want to own them anymore,'' he said. "I gave them to a cameraman friend who hunted, two shotguns and a .22 rifle. I didn't pick up another gun for more than 20 years.''</w:t>
+        <w:br/>
+        <w:t>Turning to other sporting pursuits, Brokaw cast flies to trout and backpacked widely with his wife on multiple-day wilderness trips, while also learning to mountain climb after meeting Yvon Chouinard, founder and chairman of the gear and clothing company Patagonia as well as a veteran alpinist.</w:t>
+        <w:br/>
+        <w:t>"Rick Ridgeway was the first American to climb K2 (the second highest mountain in the world),'' Chouinard recalled the other day from his Wyoming home, "and when Tom had him on the Today Show, he expressed an interest in climbing. So Rick suggested he go out to Wyoming and climb with a friend of his - me.</w:t>
+        <w:br/>
+        <w:t>"I didn't watch TV then and I still don't. So I didn't know who Tom Brokaw was. But he came out and we fooled around for a day. Then we climbed Grand Teton, and not by an easy route - by direct ascent.</w:t>
+        <w:br/>
+        <w:t>"My judgment was then as it is now. Tom wasn't out to prove anything. He just wanted to do it.''</w:t>
+        <w:br/>
+        <w:t>Fast friends, Chouinard and Brokaw subsequently scaled Mt. Rainier, "and not by a tourist route.''</w:t>
+        <w:br/>
+        <w:t>"I remember at one point we had a lot of rock falling on us, and we had to go across an area real fast. But I didn't want to rope up because that would slow us down,'' Chouinard recalled.</w:t>
+        <w:br/>
+        <w:t>"Tom said, 'What are we going to do here?' And I said, 'Well, it's going to be like trying to catch a cab in New York City in the rain.</w:t>
+        <w:br/>
+        <w:t>"It's every man for himself.''</w:t>
+        <w:br/>
+        <w:t>A life in the outdoors</w:t>
+        <w:br/>
+        <w:t>"Red'' and Jean Brokaw were working-class parents who bowed their backs deeply to provide for their three sons, Tom being the oldest.</w:t>
+        <w:br/>
+        <w:t>This was in the early 1940s, when dust swirled across the Dakotas, the Great Depression had only recently wound down, and world war was pending.</w:t>
+        <w:br/>
+        <w:t>To get by, Red once borrowed $40 to buy a brace of horses he leased for 20 cents an hour to a Bristol, S.D., road contractor, with another 40 cents added for Red's handiwork with the reins.</w:t>
+        <w:br/>
+        <w:t>"There I was making 60 cents an hour,'' he once said. "Otherwise I was lucky if I was making 50 cents a day in that town.''</w:t>
+        <w:br/>
+        <w:t>Savvy with machines and a workaholic, Red Brokaw didn't hunt. But other South Dakota men did, and come October, young Tom caught on with them, a Remington pump in his hands, his clothes from Army Surplus.</w:t>
+        <w:br/>
+        <w:t>If a dog hunted alongside, it was an untrained mutt. So Brokaw and his pals would call out as they hiked, "Up bird, up bird,'' hoping to put roosters to wing, and hoping also their aims were true, because at day's end, the value of the meat needed to exceed the cost of shells.</w:t>
+        <w:br/>
+        <w:t>Now, steering his pickup from the gravel road toward a vast fenced pasture, Brokaw asked a passenger, "Can you get the gate?''</w:t>
+        <w:br/>
+        <w:t>In the back seat, Brokaw's Labrador paced excitedly, wanting to scour the nearby hawthorn and sage for "sharpies'' and "Huns.''</w:t>
+        <w:br/>
+        <w:t>This was on ranchland that Brokaw has worked hard to prove up since purchasing it in 1989, ridding it of toxic leafy spurge and fencing off the river to keep cattle from beating down its fragile stream banks.</w:t>
+        <w:br/>
+        <w:t>He's also planted food plots and otherwise managed the property for the birds he now pursues with the same passion he did as a boy.</w:t>
+        <w:br/>
+        <w:t>A hunting dog acquired serendipitously helped rekindle that interest - and prompted him also to restock his gun case.</w:t>
+        <w:br/>
+        <w:t>"Our youngest (of three daughters) had left for college. We were empty-nesters, and Meredith thought we needed a dog,'' Brokaw said.</w:t>
+        <w:br/>
+        <w:t>A female Labrador puppy was purchased, and every day during the eight or so months the Brokaws were in New York City - most of their summers are spent at the ranch - they exercised their new friend, named Sage, on the sidewalks of Manhattan.</w:t>
+        <w:br/>
+        <w:t>In time, a trainer proclaimed the dog fit to hunt - her naps on the Brokaws' bed notwithstanding - and for a dozen or so autumns thereafter, Sage and Brokaw descended on South Dakota to chase ringnecks and, for Brokaw, to reprise old times.</w:t>
+        <w:br/>
+        <w:t>All the while, the flip side of his life as the anchor of NBC Nightly News continued apace, and on any given day, he might interview Soviet leader Mikhail Gorbachev, or Vladimir Putin, or the Dalai Lama. Or write one of the shelf full of books he has contributed to or authored, including the bestselling "The Greatest Generation.''</w:t>
+        <w:br/>
+        <w:t>The writer Tom McGuane ranches not far from Brokaw's place, and the two are fishing and hunting partners.</w:t>
+        <w:br/>
+        <w:t>"Tom's love of the outdoors never disappeared under the pressures of a celebrated career,'' McGuane said, "and in fact contributed to its gravity.</w:t>
+        <w:br/>
+        <w:t>"One always felt with the public Brokaw that he also had a life.''</w:t>
+        <w:br/>
+        <w:t>Keeping active, optimistic</w:t>
+        <w:br/>
+        <w:t>Parking his truck high against a slope whose lush grasses will yield to whirlwinds of snow in coming months, Brokaw followed Red toward a descending draw thick with foliage.</w:t>
+        <w:br/>
+        <w:t>Optimistic about staving off his cancer, multiple myeloma, Brokaw nonetheless has been challenged the past year fighting it.</w:t>
+        <w:br/>
+        <w:t>"Emotionally, physically and intellectually, Meredith has been a rock for me,'' he said.</w:t>
+        <w:br/>
+        <w:t>Continuing downslope, Brokaw and Red would put up birds - if not on this day, then on another, or another still.</w:t>
+        <w:br/>
+        <w:t>No matter.</w:t>
+        <w:br/>
+        <w:t>For Brokaw, getting out is the thing, feeling his legs beneath him while watching his dog vacuum the ground ahead, all of it reminiscent of past days afield, and those yet to come.</w:t>
+        <w:br/>
+        <w:t>In an aspen grove overlooking the river that bends through the Brokaw ranch, Sage, the old dog, is buried, along with Abbie, the Labrador the Brokaws added to their clan while Sage was aging.</w:t>
+        <w:br/>
+        <w:t>Now it's Red's turn to work for their common master, and Brokaw has ordered a recoilless 28 gauge he hopes to shoot; a shotgun that won't bruise bones made tender by the cancer.</w:t>
+        <w:br/>
+        <w:t>When Brokaw and Red returned to the ranch, a small remuda of corralled horses swished their tails metronomically beneath a late afternoon sun.</w:t>
+        <w:br/>
+        <w:t>In time, the phone would ring. For Brokaw, it always has.</w:t>
+        <w:br/>
+        <w:t>Still under contract to NBC to produce documentaries, with a score of other irons in the fire and friends worldwide, he remains in demand.</w:t>
+        <w:br/>
+        <w:t>And in perpetual motion.</w:t>
+        <w:br/>
+        <w:t>"One of the best things about fishing with Tom, besides catching fish, is the great, great conversation,'' said the actor Michael Keaton, a Montana neighbor who has appeared with Brokaw on the Outdoor Channel's fly-fishing show "Buccaneers and Bones.''</w:t>
+        <w:br/>
+        <w:t>"We've probably missed more fish while yacking than we've caught,'' Keaton said. "We need to work on that. In fact, sometimes I can't wait to get back in from fishing so we can sit down for more good conversation, be it about life, journalism, his dog Red - man, I'll talk about dogs all day long.</w:t>
+        <w:br/>
+        <w:t>"But I'll do that with anyone. Just don't tell Tom."</w:t>
+        <w:br/>
+        <w:t>Dennis Anderson · 612-673-4424</w:t>
       </w:r>
     </w:p>
     <w:sectPr>
